--- a/work/youth-employment-papers/out/数字经济发展赋能青年高质量就业：机制识别与门槛检验.docx
+++ b/work/youth-employment-papers/out/数字经济发展赋能青年高质量就业：机制识别与门槛检验.docx
@@ -38,7 +38,7 @@
         <w:t xml:space="preserve">摘 要：</w:t>
       </w:r>
       <w:r>
-        <w:t xml:space="preserve">促进青年高质量充分就业是新发展阶段就业优先战略的重中之重。文章基于2012—2023年中国278个地级及以上城市的面板数据，运用熵值法测度青年高质量就业水平与数字经济发展水平，实证检验数字经济对青年高质量就业的影响效应及作用机制。研究发现：数字经济发展能够显著提升青年高质量就业水平，该结论在经过一系列稳健性与内生性检验后依然成立。机制检验结果表明，数字经济可通过激发创业活跃度、推动产业结构升级、促进人力资本积累三条渠道赋能青年高质量就业。门槛效应检验结果表明，数字经济的赋能作用存在基于人力资本水平的双重门槛特征，只有当人力资本跨越第一门槛后，赋能效应才由不显著转为显著，并在跨越第二门槛后进一步增强。异质性分析结果表明，数字经济的赋能作用在中西部地区、大规模城市以及非中心城市中更为突出。</w:t>
+        <w:t xml:space="preserve">文章基于2012—2023年中国278个地级及以上城市的面板数据，运用熵值法测度青年高质量就业水平与数字经济发展水平，实证检验数字经济对青年高质量就业的影响效应及作用机制。研究发现：（1）数字经济发展能够显著提升青年高质量就业水平，该结论在经过一系列稳健性与内生性检验后依然成立。（2）作用机制检验结果表明，数字经济可通过激发创业活跃度、推动产业结构升级、促进人力资本积累三条渠道赋能青年高质量就业。（3）门槛效应检验结果表明，数字经济的赋能作用存在基于人力资本水平的双重门槛特征，只有当人力资本跨越第一门槛后赋能效应才由不显著转为显著，并在跨越第二门槛后进一步增强。（4）异质性检验结果表明，数字经济的赋能作用在中西部地区、大规模城市以及非中心城市中更为突出。</w:t>
       </w:r>
     </w:p>
     <w:p>
@@ -134,7 +134,7 @@
         <w:pStyle w:val="BodyText"/>
       </w:pPr>
       <w:r>
-        <w:t xml:space="preserve">与本文相关的文献主要涉及以下三个方面：其一，数字经济的就业效应研究。已有研究发现，数字经济能够通过深化社会分工推动非农就业增长</w:t>
+        <w:t xml:space="preserve">与本文相关的文献主要涉及以下三个方面：其一，数字经济的就业效应研究。田鸽和张勋（2022）</w:t>
       </w:r>
       <w:r>
         <w:rPr>
@@ -143,7 +143,7 @@
         <w:t xml:space="preserve">[2]</w:t>
       </w:r>
       <w:r>
-        <w:t xml:space="preserve">，优化就业结构并提升就业质量</w:t>
+        <w:t xml:space="preserve">发现数字经济能够通过深化社会分工推动非农就业增长，戚聿东等（2020）</w:t>
       </w:r>
       <w:r>
         <w:rPr>
@@ -152,7 +152,7 @@
         <w:t xml:space="preserve">[3]</w:t>
       </w:r>
       <w:r>
-        <w:t xml:space="preserve">，平台经济的兴起亦重塑了就业形态与结构</w:t>
+        <w:t xml:space="preserve">认为数字经济可优化就业结构并提升就业质量，杨伟国和吴邦正（2022）</w:t>
       </w:r>
       <w:r>
         <w:rPr>
@@ -161,7 +161,7 @@
         <w:t xml:space="preserve">[4]</w:t>
       </w:r>
       <w:r>
-        <w:t xml:space="preserve">，并在网络招聘市场上表现出显著的包容性就业特征</w:t>
+        <w:t xml:space="preserve">指出平台经济的兴起重塑了就业形态与结构，李建奇和黄维晨（2024）</w:t>
       </w:r>
       <w:r>
         <w:rPr>
@@ -170,7 +170,7 @@
         <w:t xml:space="preserve">[5]</w:t>
       </w:r>
       <w:r>
-        <w:t xml:space="preserve">。但也有研究提示，数字经济在人口红利下降背景下可能损害中低技能劳动者权益</w:t>
+        <w:t xml:space="preserve">基于网络招聘大数据发现平台经济具有显著的包容性就业特征。但柏培文和张云（2021）</w:t>
       </w:r>
       <w:r>
         <w:rPr>
@@ -179,7 +179,7 @@
         <w:t xml:space="preserve">[6]</w:t>
       </w:r>
       <w:r>
-        <w:t xml:space="preserve">。其二，青年就业的相关研究。学者们系统梳理了我国青年就业研究的核心议题与演进脉络</w:t>
+        <w:t xml:space="preserve">也提示，数字经济在人口红利下降背景下可能损害中低技能劳动者权益。其二，青年就业的相关研究。徐明等（2024）</w:t>
       </w:r>
       <w:r>
         <w:rPr>
@@ -188,7 +188,7 @@
         <w:t xml:space="preserve">[7]</w:t>
       </w:r>
       <w:r>
-        <w:t xml:space="preserve">，基于中国社会状况综合调查发现青年就业呈现“量减质升”的阶段特征</w:t>
+        <w:t xml:space="preserve">系统梳理了我国青年就业研究的核心议题与演进脉络，郭冉等（2022）</w:t>
       </w:r>
       <w:r>
         <w:rPr>
@@ -197,7 +197,7 @@
         <w:t xml:space="preserve">[8]</w:t>
       </w:r>
       <w:r>
-        <w:t xml:space="preserve">，并揭示教育错配会显著抑制青年就业质量</w:t>
+        <w:t xml:space="preserve">基于中国社会状况综合调查发现青年就业呈现“量减质升”的阶段特征，丁述磊等（2024）</w:t>
       </w:r>
       <w:r>
         <w:rPr>
@@ -206,7 +206,7 @@
         <w:t xml:space="preserve">[9]</w:t>
       </w:r>
       <w:r>
-        <w:t xml:space="preserve">；国外研究则表明，青年在经济下行期进入劳动力市场会承受长期的工资与职业发展损失</w:t>
+        <w:t xml:space="preserve">揭示教育错配会显著抑制青年就业质量；Kahn（2010）</w:t>
       </w:r>
       <w:r>
         <w:rPr>
@@ -215,7 +215,7 @@
         <w:t xml:space="preserve">[10]</w:t>
       </w:r>
       <w:r>
-        <w:t xml:space="preserve">。其三，数字经济影响就业的机制研究。相关文献指出，数字经济能够显著提升创业活跃度并推动高质量发展</w:t>
+        <w:t xml:space="preserve">则表明，青年在经济下行期进入劳动力市场会承受长期的工资与职业发展损失。其三，数字经济影响就业的机制研究。赵涛等（2020）</w:t>
       </w:r>
       <w:r>
         <w:rPr>
@@ -224,7 +224,7 @@
         <w:t xml:space="preserve">[11]</w:t>
       </w:r>
       <w:r>
-        <w:t xml:space="preserve">，促进产业结构升级与创业增长</w:t>
+        <w:t xml:space="preserve">发现数字经济能够显著提升创业活跃度并推动高质量发展，刘翠花（2022）</w:t>
       </w:r>
       <w:r>
         <w:rPr>
@@ -233,7 +233,7 @@
         <w:t xml:space="preserve">[12]</w:t>
       </w:r>
       <w:r>
-        <w:t xml:space="preserve">，互联网的普及亦成为区域创新效率提升的新动能</w:t>
+        <w:t xml:space="preserve">验证了数字经济对产业结构升级与创业增长的促进作用，韩先锋等（2019）</w:t>
       </w:r>
       <w:r>
         <w:rPr>
@@ -242,7 +242,7 @@
         <w:t xml:space="preserve">[13]</w:t>
       </w:r>
       <w:r>
-        <w:t xml:space="preserve">。</w:t>
+        <w:t xml:space="preserve">则指出互联网普及是区域创新效率提升的新动能。</w:t>
       </w:r>
     </w:p>
     <w:p>
@@ -277,7 +277,7 @@
         <w:pStyle w:val="FirstParagraph"/>
       </w:pPr>
       <w:r>
-        <w:t xml:space="preserve">数字经济主要通过三条路径直接提升青年高质量就业水平。第一，扩容岗位供给。数字技术的渗透催生了平台运营、数据分析、直播电商、智能运维等新职业新岗位，这类岗位普遍具有知识密集、技能更新快、年龄结构年轻化的特征，与青年群体的数字素养优势高度契合，从而扩大了适配青年的岗位规模</w:t>
+        <w:t xml:space="preserve">数字经济主要通过三条路径直接提升青年高质量就业水平。第一，扩大岗位供给。数字技术的渗透催生了平台运营、数据分析、直播电商、智能运维等新职业新岗位，这类岗位普遍具有知识密集度高、技能更新快、从业者年龄结构年轻的特征，与青年群体的数字素养优势高度契合，从而扩大了适配青年的岗位规模</w:t>
       </w:r>
       <w:r>
         <w:rPr>
@@ -286,7 +286,7 @@
         <w:t xml:space="preserve">[4]</w:t>
       </w:r>
       <w:r>
-        <w:t xml:space="preserve">。第二，降低匹配摩擦。数字招聘平台与劳动力市场信息系统显著压缩了求职者与用人单位之间的信息搜寻半径与匹配成本，使青年能够更快找到与自身专业背景和技能结构相适配的岗位，减少因信息不对称导致的教育错配与技能错配</w:t>
+        <w:t xml:space="preserve">。第二，降低匹配摩擦。数字招聘平台与劳动力市场信息系统显著缩短了求职者与用人单位之间的信息搜寻半径、降低了匹配成本，使青年能够更快找到与自身专业背景和技能结构相适配的岗位，减少因信息不对称导致的教育错配与技能错配</w:t>
       </w:r>
       <w:r>
         <w:rPr>
@@ -295,7 +295,7 @@
         <w:t xml:space="preserve">[9,5]</w:t>
       </w:r>
       <w:r>
-        <w:t xml:space="preserve">。第三，改善就业条件。数字化管理工具的普及提升了企业人力资源管理的规范化水平，社会保险参保、劳动合同签订等制度性保障更易落实；同时数字经济部门较高的劳动生产率也为青年提供了更具竞争力的薪酬水平与职业发展通道</w:t>
+        <w:t xml:space="preserve">。第三，改善就业条件。数字化管理工具的普及提升了企业人力资源管理的规范化水平，社会保险参保、劳动合同签订等制度性保障更易落实；同时数字经济部门较高的劳动生产率也为青年提供了更具竞争力的薪酬和更通畅的职业发展通道</w:t>
       </w:r>
       <w:r>
         <w:rPr>
@@ -381,7 +381,7 @@
         <w:pStyle w:val="BodyText"/>
       </w:pPr>
       <w:r>
-        <w:t xml:space="preserve">假设2a：数字经济通过激发创业活跃度提升青年高质量就业水平。</w:t>
+        <w:t xml:space="preserve">假设2：数字经济通过激发创业活跃度提升青年高质量就业水平。</w:t>
       </w:r>
     </w:p>
     <w:p>
@@ -389,7 +389,7 @@
         <w:pStyle w:val="BodyText"/>
       </w:pPr>
       <w:r>
-        <w:t xml:space="preserve">假设2b：数字经济通过推动产业结构升级提升青年高质量就业水平。</w:t>
+        <w:t xml:space="preserve">假设3：数字经济通过推动产业结构升级提升青年高质量就业水平。</w:t>
       </w:r>
     </w:p>
     <w:p>
@@ -397,7 +397,7 @@
         <w:pStyle w:val="BodyText"/>
       </w:pPr>
       <w:r>
-        <w:t xml:space="preserve">假设2c：数字经济通过促进人力资本积累提升青年高质量就业水平。</w:t>
+        <w:t xml:space="preserve">假设4：数字经济通过促进人力资本积累提升青年高质量就业水平。</w:t>
       </w:r>
     </w:p>
     <w:bookmarkEnd w:id="22"/>
@@ -415,7 +415,7 @@
         <w:pStyle w:val="FirstParagraph"/>
       </w:pPr>
       <w:r>
-        <w:t xml:space="preserve">数字经济对青年高质量就业的赋能作用可能并非线性，而是取决于本地人力资本的适配程度。依据技能偏向型技术进步理论，数字技术与高技能劳动力互补、与常规低技能劳动力替代</w:t>
+        <w:t xml:space="preserve">数字经济对青年高质量就业的赋能作用可能并非线性，而是取决于本地人力资本的适配程度。依据技能偏向型技术进步理论，数字技术与高技能劳动力形成互补，对常规低技能岗位形成替代</w:t>
       </w:r>
       <w:r>
         <w:rPr>
@@ -441,12 +441,12 @@
         <w:pStyle w:val="BodyText"/>
       </w:pPr>
       <w:r>
-        <w:t xml:space="preserve">假设3：数字经济对青年高质量就业的赋能作用存在基于人力资本水平的门槛效应。</w:t>
+        <w:t xml:space="preserve">假设5：数字经济对青年高质量就业的赋能作用存在基于人力资本水平的门槛效应。</w:t>
       </w:r>
     </w:p>
     <w:bookmarkEnd w:id="23"/>
     <w:bookmarkEnd w:id="24"/>
-    <w:bookmarkStart w:id="31" w:name="研究设计"/>
+    <w:bookmarkStart w:id="35" w:name="研究设计"/>
     <w:p>
       <w:pPr>
         <w:pStyle w:val="Heading1"/>
@@ -1841,13 +1841,22 @@
       </w:r>
     </w:p>
     <w:bookmarkEnd w:id="25"/>
-    <w:bookmarkStart w:id="26" w:name="变量选取"/>
+    <w:bookmarkStart w:id="30" w:name="变量选取"/>
     <w:p>
       <w:pPr>
         <w:pStyle w:val="Heading2"/>
       </w:pPr>
       <w:r>
         <w:t xml:space="preserve">2.2 变量选取</w:t>
+      </w:r>
+    </w:p>
+    <w:bookmarkStart w:id="26" w:name="被解释变量"/>
+    <w:p>
+      <w:pPr>
+        <w:pStyle w:val="Heading3"/>
+      </w:pPr>
+      <w:r>
+        <w:t xml:space="preserve">2.2.1 被解释变量</w:t>
       </w:r>
     </w:p>
     <w:p>
@@ -1855,14 +1864,6 @@
         <w:pStyle w:val="FirstParagraph"/>
       </w:pPr>
       <w:r>
-        <w:t xml:space="preserve">2.2.1 被解释变量</w:t>
-      </w:r>
-    </w:p>
-    <w:p>
-      <w:pPr>
-        <w:pStyle w:val="BodyText"/>
-      </w:pPr>
-      <w:r>
         <w:t xml:space="preserve">青年高质量就业水平（</w:t>
       </w:r>
       <w:r>
@@ -1873,16 +1874,25 @@
         <w:t xml:space="preserve">yqe</w:t>
       </w:r>
       <w:r>
-        <w:t xml:space="preserve">）。参考已有关于就业质量测度的研究</w:t>
+        <w:t xml:space="preserve">）。参考戚聿东等（2020）</w:t>
       </w:r>
       <w:r>
         <w:rPr>
           <w:vertAlign w:val="superscript"/>
         </w:rPr>
-        <w:t xml:space="preserve">[3,8]</w:t>
-      </w:r>
-      <w:r>
-        <w:t xml:space="preserve">，本文从就业充分性、就业稳定性、就业报酬、就业保障与就业发展5个维度选取8项具体指标构建青年高质量就业评价指标体系（见表1），并采用熵值法测算综合指数。熵值法的具体步骤为：首先对各项指标作极差标准化处理，正向指标与负向指标分别按下式处理：</w:t>
+        <w:t xml:space="preserve">[3]</w:t>
+      </w:r>
+      <w:r>
+        <w:t xml:space="preserve">与郭冉等（2022）</w:t>
+      </w:r>
+      <w:r>
+        <w:rPr>
+          <w:vertAlign w:val="superscript"/>
+        </w:rPr>
+        <w:t xml:space="preserve">[8]</w:t>
+      </w:r>
+      <w:r>
+        <w:t xml:space="preserve">关于就业质量测度的研究，本文从就业充分性、就业稳定性、就业报酬、就业保障与就业发展5个维度选取8项具体指标构建青年高质量就业评价指标体系（见表1），并采用熵值法测算综合指数。熵值法的具体步骤为：首先对各项指标作极差标准化处理，正向指标与负向指标分别按下式处理：</w:t>
       </w:r>
     </w:p>
     <w:p>
@@ -3214,9 +3224,11 @@
         <w:t xml:space="preserve">注：青年群体界定为16—34岁劳动年龄人口；青年平均工资相对水平以青年平均工资与城镇单位就业人员平均工资之比衡量；权重由熵值法测算得到。</w:t>
       </w:r>
     </w:p>
+    <w:bookmarkEnd w:id="26"/>
+    <w:bookmarkStart w:id="27" w:name="核心解释变量"/>
     <w:p>
       <w:pPr>
-        <w:pStyle w:val="BodyText"/>
+        <w:pStyle w:val="Heading3"/>
       </w:pPr>
       <w:r>
         <w:t xml:space="preserve">2.2.2 核心解释变量</w:t>
@@ -3224,7 +3236,7 @@
     </w:p>
     <w:p>
       <w:pPr>
-        <w:pStyle w:val="BodyText"/>
+        <w:pStyle w:val="FirstParagraph"/>
       </w:pPr>
       <w:r>
         <w:t xml:space="preserve">数字经济发展水平（</w:t>
@@ -3237,16 +3249,25 @@
         <w:t xml:space="preserve">dig</w:t>
       </w:r>
       <w:r>
-        <w:t xml:space="preserve">）。借鉴数字经济测度的既有做法</w:t>
+        <w:t xml:space="preserve">）。借鉴韩先锋等（2019）</w:t>
       </w:r>
       <w:r>
         <w:rPr>
           <w:vertAlign w:val="superscript"/>
         </w:rPr>
-        <w:t xml:space="preserve">[13,16]</w:t>
-      </w:r>
-      <w:r>
-        <w:t xml:space="preserve">，本文从数字基础设施、数字产业发展与数字金融服务3个维度选取6项指标构建评价指标体系（见表2），同样采用熵值法测算。</w:t>
+        <w:t xml:space="preserve">[13]</w:t>
+      </w:r>
+      <w:r>
+        <w:t xml:space="preserve">与秦建群等（2022）</w:t>
+      </w:r>
+      <w:r>
+        <w:rPr>
+          <w:vertAlign w:val="superscript"/>
+        </w:rPr>
+        <w:t xml:space="preserve">[16]</w:t>
+      </w:r>
+      <w:r>
+        <w:t xml:space="preserve">的做法，本文从数字基础设施、数字产业发展与数字金融服务3个维度选取6项指标构建评价指标体系（见表2），同样采用熵值法测算。</w:t>
       </w:r>
     </w:p>
     <w:p>
@@ -3662,9 +3683,11 @@
         <w:t xml:space="preserve">；权重由熵值法测算得到。</w:t>
       </w:r>
     </w:p>
+    <w:bookmarkEnd w:id="27"/>
+    <w:bookmarkStart w:id="28" w:name="中介变量"/>
     <w:p>
       <w:pPr>
-        <w:pStyle w:val="BodyText"/>
+        <w:pStyle w:val="Heading3"/>
       </w:pPr>
       <w:r>
         <w:t xml:space="preserve">2.2.3 中介变量</w:t>
@@ -3672,7 +3695,7 @@
     </w:p>
     <w:p>
       <w:pPr>
-        <w:pStyle w:val="BodyText"/>
+        <w:pStyle w:val="FirstParagraph"/>
       </w:pPr>
       <w:r>
         <w:t xml:space="preserve">创业活跃度（</w:t>
@@ -3708,9 +3731,11 @@
         <w:t xml:space="preserve">），以普通高等学校在校学生数占常住人口的比重衡量。</w:t>
       </w:r>
     </w:p>
+    <w:bookmarkEnd w:id="28"/>
+    <w:bookmarkStart w:id="29" w:name="控制变量"/>
     <w:p>
       <w:pPr>
-        <w:pStyle w:val="BodyText"/>
+        <w:pStyle w:val="Heading3"/>
       </w:pPr>
       <w:r>
         <w:t xml:space="preserve">2.2.4 控制变量</w:t>
@@ -3718,7 +3743,7 @@
     </w:p>
     <w:p>
       <w:pPr>
-        <w:pStyle w:val="BodyText"/>
+        <w:pStyle w:val="FirstParagraph"/>
       </w:pPr>
       <w:r>
         <w:t xml:space="preserve">参考已有研究，本文选取以下控制变量：经济发展水平（</w:t>
@@ -3784,8 +3809,9 @@
         <w:t xml:space="preserve">），以人均城市道路面积的自然对数衡量。</w:t>
       </w:r>
     </w:p>
-    <w:bookmarkEnd w:id="26"/>
-    <w:bookmarkStart w:id="30" w:name="数据说明"/>
+    <w:bookmarkEnd w:id="29"/>
+    <w:bookmarkEnd w:id="30"/>
+    <w:bookmarkStart w:id="34" w:name="数据说明"/>
     <w:p>
       <w:pPr>
         <w:pStyle w:val="Heading2"/>
@@ -3799,7 +3825,7 @@
         <w:pStyle w:val="FirstParagraph"/>
       </w:pPr>
       <w:r>
-        <w:t xml:space="preserve">本文选取2012—2023年中国278个地级及以上城市为研究样本，数据主要来源于《中国城市统计年鉴》《中国区域经济统计年鉴》、各城市统计年鉴与统计公报、北京大学数字普惠金融指数以及国家统计局公布的分年龄组劳动力调查数据。个别缺失数据采用线性插值法补齐，所有价格型变量均以2012年为基期进行平减处理，并对连续变量作上下1%的缩尾处理。主要变量的描述性统计结果见表3。</w:t>
+        <w:t xml:space="preserve">本文选取2012—2023年中国278个地级及以上城市为研究样本，数据主要来源于《中国城市统计年鉴》《中国区域经济统计年鉴》、各城市统计年鉴与统计公报、北京大学数字普惠金融指数以及国家统计局公布的分年龄组劳动力调查数据。个别缺失数据采用线性插值法补齐，所有价格型变量均以2012年为基期进行平减处理。主要变量的描述性统计结果见表3。</w:t>
       </w:r>
     </w:p>
     <w:p>
@@ -4840,7 +4866,7 @@
         <w:pStyle w:val="BodyText"/>
       </w:pPr>
       <w:r>
-        <w:t xml:space="preserve">图1描绘了样本期内数字经济发展水平与青年高质量就业水平的演进趋势。由图1（a）可知，二者在观测期内均呈现稳步上升态势且走势高度同步，数字经济发展水平由2012年的0.118升至2023年的0.333，青年高质量就业水平由0.374升至0.598，初步显示出二者之间的正向关联。由图1（b）可知，青年高质量就业水平在三大区域间存在明显的梯度差异，东部地区始终居于领先地位，中部地区次之，西部地区相对滞后，但三大区域的差距在样本期内呈收敛态势。</w:t>
+        <w:t xml:space="preserve">图1描绘了样本期内数字经济发展水平与青年高质量就业水平的演进趋势。由图1（a）可知，二者在观测期内均呈现稳步上升态势且走势高度同步，数字经济发展水平由2012年的0.118升至2023年的0.332，青年高质量就业水平由0.374升至0.596，初步显示出二者之间的正向关联。由图1（b）可知，青年高质量就业水平在三大区域间存在明显的梯度差异，东部地区始终居于领先地位，中部地区次之，西部地区相对滞后；从差距变化看，东部与中部的差距由0.0319收窄至0.0206，而东部与西部的差距由0.0557扩大至0.0712，区域分化仍在延续。</w:t>
       </w:r>
     </w:p>
     <w:p>
@@ -4852,18 +4878,18 @@
           <wp:inline>
             <wp:extent cx="5334000" cy="2049289"/>
             <wp:effectExtent b="0" l="0" r="0" t="0"/>
-            <wp:docPr descr="图1 数字经济发展水平与青年高质量就业水平的演进趋势" title="" id="28" name="Picture"/>
+            <wp:docPr descr="图1 数字经济发展水平与青年高质量就业水平的演进趋势" title="" id="32" name="Picture"/>
             <a:graphic>
               <a:graphicData uri="http://schemas.openxmlformats.org/drawingml/2006/picture">
                 <pic:pic>
                   <pic:nvPicPr>
-                    <pic:cNvPr descr="p1_fig1.png" id="29" name="Picture"/>
+                    <pic:cNvPr descr="p1_fig1.png" id="33" name="Picture"/>
                     <pic:cNvPicPr>
                       <a:picLocks noChangeArrowheads="1" noChangeAspect="1"/>
                     </pic:cNvPicPr>
                   </pic:nvPicPr>
                   <pic:blipFill>
-                    <a:blip r:embed="rId27"/>
+                    <a:blip r:embed="rId31"/>
                     <a:stretch>
                       <a:fillRect/>
                     </a:stretch>
@@ -4898,9 +4924,9 @@
         <w:t xml:space="preserve">图1 数字经济发展水平与青年高质量就业水平的演进趋势</w:t>
       </w:r>
     </w:p>
-    <w:bookmarkEnd w:id="30"/>
-    <w:bookmarkEnd w:id="31"/>
-    <w:bookmarkStart w:id="41" w:name="实证结果与分析"/>
+    <w:bookmarkEnd w:id="34"/>
+    <w:bookmarkEnd w:id="35"/>
+    <w:bookmarkStart w:id="45" w:name="实证结果与分析"/>
     <w:p>
       <w:pPr>
         <w:pStyle w:val="Heading1"/>
@@ -4909,7 +4935,7 @@
         <w:t xml:space="preserve">3 实证结果与分析</w:t>
       </w:r>
     </w:p>
-    <w:bookmarkStart w:id="32" w:name="基准回归分析"/>
+    <w:bookmarkStart w:id="36" w:name="基准回归分析"/>
     <w:p>
       <w:pPr>
         <w:pStyle w:val="Heading2"/>
@@ -4923,7 +4949,7 @@
         <w:pStyle w:val="FirstParagraph"/>
       </w:pPr>
       <w:r>
-        <w:t xml:space="preserve">表4报告了基准回归结果。列（1）为仅控制城市与年份固定效应的估计结果，数字经济发展水平的系数为0.3625，在1%的水平上显著为正。列（2）至列（6）逐步纳入各项控制变量，核心解释变量的系数始终在1%的水平上显著为正，且系数值稳定在0.26—0.30之间。以列（6）的完整设定为例，数字经济发展水平每提高1个标准差（0.1149），青年高质量就业水平相应提高0.0302，相当于其样本均值的6.28%，经济意义显著。这表明数字经济发展能够有效赋能青年高质量就业，假设1得到验证。控制变量方面，经济发展水平、对外开放水平、城镇化水平与教育投入强度的系数均显著为正，符合理论预期。</w:t>
+        <w:t xml:space="preserve">表4报告了基准回归结果。列（1）为仅控制城市与年份固定效应的估计结果，数字经济发展水平的系数为0.3625，在1%的水平上显著为正。列（2）至列（6）逐步纳入各项控制变量，核心解释变量的系数始终在1%的水平上显著为正，且系数值稳定在0.26—0.31之间。以列（6）的完整设定为例，数字经济发展水平每提高1个标准差（0.1149），青年高质量就业水平相应提高0.0302，相当于其样本均值的6.28%，具有较强的经济意义。这表明数字经济发展能够有效赋能青年高质量就业，假设1得到验证。控制变量方面，经济发展水平、对外开放水平、城镇化水平与教育投入强度的系数均显著为正，符合理论预期。</w:t>
       </w:r>
     </w:p>
     <w:p>
@@ -6430,7 +6456,11 @@
               <w:jc w:val="center"/>
             </w:pPr>
             <w:r>
-              <w:t xml:space="preserve">样本量</w:t>
+              <w:rPr>
+                <w:iCs/>
+                <w:i/>
+              </w:rPr>
+              <w:t xml:space="preserve">N</w:t>
             </w:r>
           </w:p>
         </w:tc>
@@ -6547,72 +6577,72 @@
               <w:jc w:val="center"/>
             </w:pPr>
             <w:r>
-              <w:t xml:space="preserve">0.3567</w:t>
-            </w:r>
-          </w:p>
-        </w:tc>
-        <w:tc>
-          <w:tcPr/>
-          <w:p>
-            <w:pPr>
-              <w:pStyle w:val="Compact"/>
-              <w:spacing w:before="20" w:after="20" w:line="240" w:lineRule="auto"/>
-              <w:jc w:val="center"/>
-            </w:pPr>
-            <w:r>
-              <w:t xml:space="preserve">0.4573</w:t>
-            </w:r>
-          </w:p>
-        </w:tc>
-        <w:tc>
-          <w:tcPr/>
-          <w:p>
-            <w:pPr>
-              <w:pStyle w:val="Compact"/>
-              <w:spacing w:before="20" w:after="20" w:line="240" w:lineRule="auto"/>
-              <w:jc w:val="center"/>
-            </w:pPr>
-            <w:r>
-              <w:t xml:space="preserve">0.4570</w:t>
-            </w:r>
-          </w:p>
-        </w:tc>
-        <w:tc>
-          <w:tcPr/>
-          <w:p>
-            <w:pPr>
-              <w:pStyle w:val="Compact"/>
-              <w:spacing w:before="20" w:after="20" w:line="240" w:lineRule="auto"/>
-              <w:jc w:val="center"/>
-            </w:pPr>
-            <w:r>
-              <w:t xml:space="preserve">0.4720</w:t>
-            </w:r>
-          </w:p>
-        </w:tc>
-        <w:tc>
-          <w:tcPr/>
-          <w:p>
-            <w:pPr>
-              <w:pStyle w:val="Compact"/>
-              <w:spacing w:before="20" w:after="20" w:line="240" w:lineRule="auto"/>
-              <w:jc w:val="center"/>
-            </w:pPr>
-            <w:r>
-              <w:t xml:space="preserve">0.4935</w:t>
-            </w:r>
-          </w:p>
-        </w:tc>
-        <w:tc>
-          <w:tcPr/>
-          <w:p>
-            <w:pPr>
-              <w:pStyle w:val="Compact"/>
-              <w:spacing w:before="20" w:after="20" w:line="240" w:lineRule="auto"/>
-              <w:jc w:val="center"/>
-            </w:pPr>
-            <w:r>
-              <w:t xml:space="preserve">0.4944</w:t>
+              <w:t xml:space="preserve">0.0859</w:t>
+            </w:r>
+          </w:p>
+        </w:tc>
+        <w:tc>
+          <w:tcPr/>
+          <w:p>
+            <w:pPr>
+              <w:pStyle w:val="Compact"/>
+              <w:spacing w:before="20" w:after="20" w:line="240" w:lineRule="auto"/>
+              <w:jc w:val="center"/>
+            </w:pPr>
+            <w:r>
+              <w:t xml:space="preserve">0.1035</w:t>
+            </w:r>
+          </w:p>
+        </w:tc>
+        <w:tc>
+          <w:tcPr/>
+          <w:p>
+            <w:pPr>
+              <w:pStyle w:val="Compact"/>
+              <w:spacing w:before="20" w:after="20" w:line="240" w:lineRule="auto"/>
+              <w:jc w:val="center"/>
+            </w:pPr>
+            <w:r>
+              <w:t xml:space="preserve">0.1035</w:t>
+            </w:r>
+          </w:p>
+        </w:tc>
+        <w:tc>
+          <w:tcPr/>
+          <w:p>
+            <w:pPr>
+              <w:pStyle w:val="Compact"/>
+              <w:spacing w:before="20" w:after="20" w:line="240" w:lineRule="auto"/>
+              <w:jc w:val="center"/>
+            </w:pPr>
+            <w:r>
+              <w:t xml:space="preserve">0.1154</w:t>
+            </w:r>
+          </w:p>
+        </w:tc>
+        <w:tc>
+          <w:tcPr/>
+          <w:p>
+            <w:pPr>
+              <w:pStyle w:val="Compact"/>
+              <w:spacing w:before="20" w:after="20" w:line="240" w:lineRule="auto"/>
+              <w:jc w:val="center"/>
+            </w:pPr>
+            <w:r>
+              <w:t xml:space="preserve">0.1222</w:t>
+            </w:r>
+          </w:p>
+        </w:tc>
+        <w:tc>
+          <w:tcPr/>
+          <w:p>
+            <w:pPr>
+              <w:pStyle w:val="Compact"/>
+              <w:spacing w:before="20" w:after="20" w:line="240" w:lineRule="auto"/>
+              <w:jc w:val="center"/>
+            </w:pPr>
+            <w:r>
+              <w:t xml:space="preserve">0.1281</w:t>
             </w:r>
           </w:p>
         </w:tc>
@@ -6623,7 +6653,7 @@
         <w:pStyle w:val="TableNote"/>
       </w:pPr>
       <w:r>
-        <w:t xml:space="preserve">注：***、**、*分别表示在1%、5%、10%的水平上显著，括号内为城市层面聚类稳健标准误对应的</w:t>
+        <w:t xml:space="preserve">注：*、**、***分别表示在10%、5%、1%的水平上显著，（）内为城市层面聚类稳健标准误对应的</w:t>
       </w:r>
       <w:r>
         <w:rPr>
@@ -6633,11 +6663,11 @@
         <w:t xml:space="preserve">t</w:t>
       </w:r>
       <w:r>
-        <w:t xml:space="preserve">值，下同。</w:t>
+        <w:t xml:space="preserve">值。下同。</w:t>
       </w:r>
     </w:p>
-    <w:bookmarkEnd w:id="32"/>
-    <w:bookmarkStart w:id="33" w:name="稳健性检验"/>
+    <w:bookmarkEnd w:id="36"/>
+    <w:bookmarkStart w:id="37" w:name="稳健性检验"/>
     <w:p>
       <w:pPr>
         <w:pStyle w:val="Heading2"/>
@@ -6651,7 +6681,7 @@
         <w:pStyle w:val="FirstParagraph"/>
       </w:pPr>
       <w:r>
-        <w:t xml:space="preserve">为验证基准结论的可靠性，本文进行如下稳健性检验，结果见表5。一是双向1%缩尾处理，以消除极端值的干扰。二是剔除直辖市与省会城市，以排除行政等级较高城市的特殊性影响。三是调整样本区间，剔除受新冠疫情冲击较大的2020年与2021年。四是替换被解释变量的测度方式，改用主成分分析法重新合成青年高质量就业指数。五是考察滞后影响，将被解释变量前置一期，以缓解可能存在的反向因果。六是替换核心解释变量的测度方式，改用主成分分析法测算数字经济发展水平。上述检验中，数字经济发展水平的估计系数均显著为正，与基准结果保持一致，表明本文结论具有较好的稳健性。</w:t>
+        <w:t xml:space="preserve">为验证基准结论的可靠性，本文进行如下稳健性检验，结果见表5。一是双向1%缩尾处理，以消除极端值的干扰。二是剔除直辖市与省会城市，以排除行政等级较高城市的特殊性影响。三是调整样本区间，剔除受新冠疫情冲击较大的2020年与2021年。四是替换被解释变量的测度方式，改用主成分分析法重新合成青年高质量就业指数。五是考察滞后影响，将被解释变量滞后一期，以缓解可能存在的反向因果。六是替换核心解释变量的测度方式，改用主成分分析法测算数字经济发展水平。上述检验中，数字经济发展水平的估计系数均显著为正，方向与显著性同基准结果保持一致，表明本文结论具有较好的稳健性。其中，被解释变量滞后一期设定下的系数明显小于基准估计，说明数字经济对青年就业质量的改善作用主要体现在当期，跨期影响相对有限。</w:t>
       </w:r>
     </w:p>
     <w:p>
@@ -6737,7 +6767,11 @@
               <w:jc w:val="center"/>
             </w:pPr>
             <w:r>
-              <w:t xml:space="preserve">样本量</w:t>
+              <w:rPr>
+                <w:iCs/>
+                <w:i/>
+              </w:rPr>
+              <w:t xml:space="preserve">N</w:t>
             </w:r>
           </w:p>
         </w:tc>
@@ -6828,7 +6862,7 @@
               <w:jc w:val="center"/>
             </w:pPr>
             <w:r>
-              <w:t xml:space="preserve">0.5027</w:t>
+              <w:t xml:space="preserve">0.1308</w:t>
             </w:r>
           </w:p>
         </w:tc>
@@ -6895,7 +6929,7 @@
               <w:jc w:val="center"/>
             </w:pPr>
             <w:r>
-              <w:t xml:space="preserve">0.4924</w:t>
+              <w:t xml:space="preserve">0.1305</w:t>
             </w:r>
           </w:p>
         </w:tc>
@@ -6962,7 +6996,7 @@
               <w:jc w:val="center"/>
             </w:pPr>
             <w:r>
-              <w:t xml:space="preserve">0.4956</w:t>
+              <w:t xml:space="preserve">0.1221</w:t>
             </w:r>
           </w:p>
         </w:tc>
@@ -7029,7 +7063,7 @@
               <w:jc w:val="center"/>
             </w:pPr>
             <w:r>
-              <w:t xml:space="preserve">0.4931</w:t>
+              <w:t xml:space="preserve">0.1275</w:t>
             </w:r>
           </w:p>
         </w:tc>
@@ -7044,7 +7078,7 @@
               <w:jc w:val="center"/>
             </w:pPr>
             <w:r>
-              <w:t xml:space="preserve">被解释变量前置一期</w:t>
+              <w:t xml:space="preserve">被解释变量滞后一期</w:t>
             </w:r>
           </w:p>
         </w:tc>
@@ -7096,7 +7130,7 @@
               <w:jc w:val="center"/>
             </w:pPr>
             <w:r>
-              <w:t xml:space="preserve">0.3992</w:t>
+              <w:t xml:space="preserve">0.0062</w:t>
             </w:r>
           </w:p>
         </w:tc>
@@ -7163,7 +7197,7 @@
               <w:jc w:val="center"/>
             </w:pPr>
             <w:r>
-              <w:t xml:space="preserve">0.4948</w:t>
+              <w:t xml:space="preserve">0.1274</w:t>
             </w:r>
           </w:p>
         </w:tc>
@@ -7177,8 +7211,8 @@
         <w:t xml:space="preserve">注：各行均为在式（1）完整设定下重新估计的结果，控制变量、城市与年份固定效应均已包含，限于篇幅未予列示。</w:t>
       </w:r>
     </w:p>
-    <w:bookmarkEnd w:id="33"/>
-    <w:bookmarkStart w:id="34" w:name="内生性检验"/>
+    <w:bookmarkEnd w:id="37"/>
+    <w:bookmarkStart w:id="38" w:name="内生性检验"/>
     <w:p>
       <w:pPr>
         <w:pStyle w:val="Heading2"/>
@@ -7192,7 +7226,7 @@
         <w:pStyle w:val="FirstParagraph"/>
       </w:pPr>
       <w:r>
-        <w:t xml:space="preserve">数字经济与青年高质量就业之间可能存在反向因果与遗漏变量导致的内生性问题：青年高质量就业水平较高的城市往往对数字人才更具吸引力，从而反向推动数字经济发展。为此，本文采用工具变量法予以处理。参照历史工具变量的构造思路，选取1984年各城市每万人固定电话数量与上一年全国互联网普及率的交乘项作为第一个工具变量（</w:t>
+        <w:t xml:space="preserve">数字经济与青年高质量就业之间可能存在反向因果与遗漏变量导致的内生性问题：青年高质量就业水平较高的城市往往对数字人才更具吸引力，从而反向推动数字经济发展。为此，本文采用工具变量法予以处理。参照历史工具变量的构造思路，选取1984年各城市每万人固定电话数量与当年全国互联网普及率的交乘项作为第一个工具变量（</w:t>
       </w:r>
       <m:oMath>
         <m:r>
@@ -7212,7 +7246,7 @@
         </m:sSub>
       </m:oMath>
       <w:r>
-        <w:t xml:space="preserve">），选取城市地形起伏度与上一年全国电信业务总量的交乘项作为第二个工具变量（</w:t>
+        <w:t xml:space="preserve">），选取城市地形起伏度与当年全国电信业务总量的交乘项作为第二个工具变量（</w:t>
       </w:r>
       <m:oMath>
         <m:r>
@@ -7250,7 +7284,7 @@
         <w:t xml:space="preserve">F</w:t>
       </w:r>
       <w:r>
-        <w:t xml:space="preserve">统计量为111.3630，远大于经验临界值10，不存在弱工具变量问题；Sargan过度识别检验的</w:t>
+        <w:t xml:space="preserve">统计量为111.3635，远大于经验临界值10，不存在弱工具变量问题；Sargan过度识别检验的</w:t>
       </w:r>
       <w:r>
         <w:rPr>
@@ -7380,7 +7414,7 @@
               <w:jc w:val="center"/>
             </w:pPr>
             <w:r>
-              <w:t xml:space="preserve">0.0815***（9.9010）</w:t>
+              <w:t xml:space="preserve">0.0815***（9.9007）</w:t>
             </w:r>
           </w:p>
         </w:tc>
@@ -7432,7 +7466,7 @@
               <w:jc w:val="center"/>
             </w:pPr>
             <w:r>
-              <w:t xml:space="preserve">−0.0079**（−2.3220）</w:t>
+              <w:t xml:space="preserve">−0.0079**（−2.3218）</w:t>
             </w:r>
           </w:p>
         </w:tc>
@@ -7645,7 +7679,7 @@
               <w:jc w:val="center"/>
             </w:pPr>
             <w:r>
-              <w:t xml:space="preserve">111.3630</w:t>
+              <w:t xml:space="preserve">111.3635</w:t>
             </w:r>
           </w:p>
         </w:tc>
@@ -7703,7 +7737,7 @@
               <w:jc w:val="center"/>
             </w:pPr>
             <w:r>
-              <w:t xml:space="preserve">0.2843［0.8661］</w:t>
+              <w:t xml:space="preserve">0.0284［0.8661］</w:t>
             </w:r>
           </w:p>
         </w:tc>
@@ -7718,7 +7752,11 @@
               <w:jc w:val="center"/>
             </w:pPr>
             <w:r>
-              <w:t xml:space="preserve">样本量</w:t>
+              <w:rPr>
+                <w:iCs/>
+                <w:i/>
+              </w:rPr>
+              <w:t xml:space="preserve">N</w:t>
             </w:r>
           </w:p>
         </w:tc>
@@ -7750,8 +7788,8 @@
         </w:tc>
       </w:tr>
     </w:tbl>
-    <w:bookmarkEnd w:id="34"/>
-    <w:bookmarkStart w:id="35" w:name="中介效应检验"/>
+    <w:bookmarkEnd w:id="38"/>
+    <w:bookmarkStart w:id="39" w:name="中介效应检验"/>
     <w:p>
       <w:pPr>
         <w:pStyle w:val="Heading2"/>
@@ -7765,7 +7803,7 @@
         <w:pStyle w:val="FirstParagraph"/>
       </w:pPr>
       <w:r>
-        <w:t xml:space="preserve">表7报告了创业活跃度、产业结构升级与人力资本水平三条渠道的中介效应检验结果。列（1）显示，数字经济对创业活跃度的影响系数为1.7480，在1%的水平上显著为正；列（2）显示，在同时纳入数字经济与创业活跃度后，二者的系数均显著为正，表明创业活跃度在数字经济赋能青年高质量就业的过程中发挥了部分中介作用，中介效应占总效应的比重为11.55%，假设2a得到验证。列（3）与列（4）显示，数字经济显著推动了产业结构升级，且产业结构升级显著提升了青年高质量就业水平，该渠道的中介效应占比为9.89%，假设2b得到验证。列（5）与列（6）显示，数字经济显著促进了人力资本积累，人力资本水平的提升进而改善了青年就业质量，该渠道的中介效应占比为14.70%，是三条渠道中贡献最大者，假设2c得到验证。上述结果表明，数字经济主要通过“创造岗位—优化结构—提升能力”的复合机制赋能青年高质量就业，其中人力资本积累渠道的作用最为突出。</w:t>
+        <w:t xml:space="preserve">表7报告了创业活跃度、产业结构升级与人力资本水平三条渠道的中介效应检验结果。列（1）显示，数字经济对创业活跃度的影响系数为1.7480，在1%的水平上显著为正；列（2）显示，在同时纳入数字经济与创业活跃度后，二者的系数均显著为正，表明创业活跃度在数字经济赋能青年高质量就业的过程中发挥了部分中介作用，中介效应占总效应的比重为11.55%，假设2得到验证。列（3）与列（4）显示，数字经济显著推动了产业结构升级，且产业结构升级显著提升了青年高质量就业水平，该渠道的中介效应占比为9.89%，假设3得到验证。列（5）与列（6）显示，数字经济显著促进了人力资本积累，人力资本水平的提升进而改善了青年就业质量，该渠道的中介效应占比为14.70%，在三条渠道中贡献最大，假设4得到验证。上述结果表明，数字经济主要通过“创造岗位—优化结构—提升能力”的复合机制赋能青年高质量就业，其中人力资本积累渠道的作用最为突出。</w:t>
       </w:r>
     </w:p>
     <w:p>
@@ -8867,7 +8905,11 @@
               <w:jc w:val="center"/>
             </w:pPr>
             <w:r>
-              <w:t xml:space="preserve">样本量</w:t>
+              <w:rPr>
+                <w:iCs/>
+                <w:i/>
+              </w:rPr>
+              <w:t xml:space="preserve">N</w:t>
             </w:r>
           </w:p>
         </w:tc>
@@ -8984,79 +9026,79 @@
               <w:jc w:val="center"/>
             </w:pPr>
             <w:r>
-              <w:t xml:space="preserve">0.3009</w:t>
-            </w:r>
-          </w:p>
-        </w:tc>
-        <w:tc>
-          <w:tcPr/>
-          <w:p>
-            <w:pPr>
-              <w:pStyle w:val="Compact"/>
-              <w:spacing w:before="20" w:after="20" w:line="240" w:lineRule="auto"/>
-              <w:jc w:val="center"/>
-            </w:pPr>
-            <w:r>
-              <w:t xml:space="preserve">0.5361</w:t>
-            </w:r>
-          </w:p>
-        </w:tc>
-        <w:tc>
-          <w:tcPr/>
-          <w:p>
-            <w:pPr>
-              <w:pStyle w:val="Compact"/>
-              <w:spacing w:before="20" w:after="20" w:line="240" w:lineRule="auto"/>
-              <w:jc w:val="center"/>
-            </w:pPr>
-            <w:r>
-              <w:t xml:space="preserve">0.2637</w:t>
-            </w:r>
-          </w:p>
-        </w:tc>
-        <w:tc>
-          <w:tcPr/>
-          <w:p>
-            <w:pPr>
-              <w:pStyle w:val="Compact"/>
-              <w:spacing w:before="20" w:after="20" w:line="240" w:lineRule="auto"/>
-              <w:jc w:val="center"/>
-            </w:pPr>
-            <w:r>
-              <w:t xml:space="preserve">0.5243</w:t>
-            </w:r>
-          </w:p>
-        </w:tc>
-        <w:tc>
-          <w:tcPr/>
-          <w:p>
-            <w:pPr>
-              <w:pStyle w:val="Compact"/>
-              <w:spacing w:before="20" w:after="20" w:line="240" w:lineRule="auto"/>
-              <w:jc w:val="center"/>
-            </w:pPr>
-            <w:r>
-              <w:t xml:space="preserve">0.1613</w:t>
-            </w:r>
-          </w:p>
-        </w:tc>
-        <w:tc>
-          <w:tcPr/>
-          <w:p>
-            <w:pPr>
-              <w:pStyle w:val="Compact"/>
-              <w:spacing w:before="20" w:after="20" w:line="240" w:lineRule="auto"/>
-              <w:jc w:val="center"/>
-            </w:pPr>
-            <w:r>
-              <w:t xml:space="preserve">0.5892</w:t>
+              <w:t xml:space="preserve">0.0474</w:t>
+            </w:r>
+          </w:p>
+        </w:tc>
+        <w:tc>
+          <w:tcPr/>
+          <w:p>
+            <w:pPr>
+              <w:pStyle w:val="Compact"/>
+              <w:spacing w:before="20" w:after="20" w:line="240" w:lineRule="auto"/>
+              <w:jc w:val="center"/>
+            </w:pPr>
+            <w:r>
+              <w:t xml:space="preserve">0.1570</w:t>
+            </w:r>
+          </w:p>
+        </w:tc>
+        <w:tc>
+          <w:tcPr/>
+          <w:p>
+            <w:pPr>
+              <w:pStyle w:val="Compact"/>
+              <w:spacing w:before="20" w:after="20" w:line="240" w:lineRule="auto"/>
+              <w:jc w:val="center"/>
+            </w:pPr>
+            <w:r>
+              <w:t xml:space="preserve">0.0401</w:t>
+            </w:r>
+          </w:p>
+        </w:tc>
+        <w:tc>
+          <w:tcPr/>
+          <w:p>
+            <w:pPr>
+              <w:pStyle w:val="Compact"/>
+              <w:spacing w:before="20" w:after="20" w:line="240" w:lineRule="auto"/>
+              <w:jc w:val="center"/>
+            </w:pPr>
+            <w:r>
+              <w:t xml:space="preserve">0.1459</w:t>
+            </w:r>
+          </w:p>
+        </w:tc>
+        <w:tc>
+          <w:tcPr/>
+          <w:p>
+            <w:pPr>
+              <w:pStyle w:val="Compact"/>
+              <w:spacing w:before="20" w:after="20" w:line="240" w:lineRule="auto"/>
+              <w:jc w:val="center"/>
+            </w:pPr>
+            <w:r>
+              <w:t xml:space="preserve">0.0179</w:t>
+            </w:r>
+          </w:p>
+        </w:tc>
+        <w:tc>
+          <w:tcPr/>
+          <w:p>
+            <w:pPr>
+              <w:pStyle w:val="Compact"/>
+              <w:spacing w:before="20" w:after="20" w:line="240" w:lineRule="auto"/>
+              <w:jc w:val="center"/>
+            </w:pPr>
+            <w:r>
+              <w:t xml:space="preserve">0.2415</w:t>
             </w:r>
           </w:p>
         </w:tc>
       </w:tr>
     </w:tbl>
-    <w:bookmarkEnd w:id="35"/>
-    <w:bookmarkStart w:id="39" w:name="门槛效应检验"/>
+    <w:bookmarkEnd w:id="39"/>
+    <w:bookmarkStart w:id="43" w:name="门槛效应检验"/>
     <w:p>
       <w:pPr>
         <w:pStyle w:val="Heading2"/>
@@ -9100,7 +9142,7 @@
         <w:t xml:space="preserve">F</w:t>
       </w:r>
       <w:r>
-        <w:t xml:space="preserve">统计量为208.4080，二者均在1%的水平上显著，而三重门槛不显著，故本文采用双重门槛模型，估计得到的门槛值分别为−0.2917与0.7685。</w:t>
+        <w:t xml:space="preserve">统计量为208.4078，二者均在1%的水平上显著，故本文采用双重门槛模型，估计得到的门槛值分别为−0.2917与0.7685。</w:t>
       </w:r>
     </w:p>
     <w:p>
@@ -9108,7 +9150,7 @@
         <w:pStyle w:val="BodyText"/>
       </w:pPr>
       <w:r>
-        <w:t xml:space="preserve">表8报告了门槛回归结果。当人力资本水平低于第一门槛值时，数字经济的估计系数为−0.0050且不显著，表明在人力资本存量不足的城市，数字经济尚不能有效改善青年就业质量；当人力资本水平介于两门槛值之间时，估计系数上升至0.1686并在1%的水平上显著；当人力资本水平跨越第二门槛值后，估计系数进一步跃升至0.3209，且显著性水平保持在1%。分区间样本占比显示，处于三个区间的观测值分别占39.9%、36.8%与23.3%，表明仍有近四成的城市样本尚未跨越第一门槛。图2（a）刻画了门槛值的似然比检验过程，图2（b）直观展示了分区间的边际效应差异。上述结果验证了假设3，即数字经济对青年高质量就业的赋能作用以本地人力资本积累为必要条件，呈现“门槛跨越—效应递增”的阶梯式特征。</w:t>
+        <w:t xml:space="preserve">表8报告了门槛回归结果。当人力资本水平低于第一门槛值时，数字经济的估计系数为−0.0050且不显著，表明在人力资本存量不足的城市，数字经济尚不能有效改善青年就业质量；当人力资本水平介于两门槛值之间时，估计系数上升至0.1686并在1%的水平上显著；当人力资本水平跨越第二门槛值后，估计系数进一步跃升至0.3209，且显著性水平保持在1%。分区间样本占比显示，处于三个区间的观测值分别占39.9%、36.8%与23.3%，表明仍有近四成的城市样本尚未跨越第一门槛。图2（a）刻画了门槛值的似然比检验过程，图2（b）直观展示了分区间的边际效应差异。上述结果验证了假设5，即数字经济对青年高质量就业的赋能作用受本地人力资本水平约束，呈现“门槛跨越—效应递增”的阶梯式特征。</w:t>
       </w:r>
     </w:p>
     <w:p>
@@ -9423,6 +9465,92 @@
                     </m:e>
                     <m:sub>
                       <m:r>
+                        <m:t>1</m:t>
+                      </m:r>
+                    </m:sub>
+                  </m:sSub>
+                </m:e>
+              </m:d>
+            </m:oMath>
+          </w:p>
+        </w:tc>
+        <w:tc>
+          <w:tcPr/>
+          <w:p>
+            <w:pPr>
+              <w:pStyle w:val="Compact"/>
+              <w:spacing w:before="20" w:after="20" w:line="240" w:lineRule="auto"/>
+              <w:jc w:val="center"/>
+            </w:pPr>
+            <w:r>
+              <w:t xml:space="preserve">0.2768***（12.3523）</w:t>
+            </w:r>
+          </w:p>
+        </w:tc>
+        <w:tc>
+          <w:tcPr/>
+          <w:p>
+            <w:pPr>
+              <w:pStyle w:val="Compact"/>
+              <w:spacing w:before="20" w:after="20" w:line="240" w:lineRule="auto"/>
+              <w:jc w:val="center"/>
+            </w:pPr>
+          </w:p>
+        </w:tc>
+      </w:tr>
+      <w:tr>
+        <w:tc>
+          <w:tcPr/>
+          <w:p>
+            <w:pPr>
+              <w:pStyle w:val="Compact"/>
+              <w:spacing w:before="20" w:after="20" w:line="240" w:lineRule="auto"/>
+              <w:jc w:val="center"/>
+            </w:pPr>
+            <m:oMath>
+              <m:r>
+                <m:rPr>
+                  <m:sty m:val="p"/>
+                </m:rPr>
+                <m:t>dig</m:t>
+              </m:r>
+              <m:r>
+                <m:rPr>
+                  <m:sty m:val="p"/>
+                </m:rPr>
+                <m:t>×</m:t>
+              </m:r>
+              <m:r>
+                <m:t>I</m:t>
+              </m:r>
+              <m:d>
+                <m:dPr>
+                  <m:begChr m:val="("/>
+                  <m:endChr m:val=")"/>
+                  <m:sepChr m:val=""/>
+                  <m:grow/>
+                </m:dPr>
+                <m:e>
+                  <m:r>
+                    <m:rPr>
+                      <m:sty m:val="p"/>
+                    </m:rPr>
+                    <m:t>hc</m:t>
+                  </m:r>
+                  <m:r>
+                    <m:rPr>
+                      <m:sty m:val="p"/>
+                    </m:rPr>
+                    <m:t>&gt;</m:t>
+                  </m:r>
+                  <m:sSub>
+                    <m:e>
+                      <m:r>
+                        <m:t>γ</m:t>
+                      </m:r>
+                    </m:e>
+                    <m:sub>
+                      <m:r>
                         <m:t>2</m:t>
                       </m:r>
                     </m:sub>
@@ -9440,9 +9568,6 @@
               <w:spacing w:before="20" w:after="20" w:line="240" w:lineRule="auto"/>
               <w:jc w:val="center"/>
             </w:pPr>
-            <w:r>
-              <w:t xml:space="preserve">0.2768***（12.3523）</w:t>
-            </w:r>
           </w:p>
         </w:tc>
         <w:tc>
@@ -9609,7 +9734,7 @@
               <w:jc w:val="center"/>
             </w:pPr>
             <w:r>
-              <w:t xml:space="preserve">208.4080***</w:t>
+              <w:t xml:space="preserve">208.4078***</w:t>
             </w:r>
           </w:p>
         </w:tc>
@@ -9706,7 +9831,11 @@
               <w:jc w:val="center"/>
             </w:pPr>
             <w:r>
-              <w:t xml:space="preserve">样本量</w:t>
+              <w:rPr>
+                <w:iCs/>
+                <w:i/>
+              </w:rPr>
+              <w:t xml:space="preserve">N</w:t>
             </w:r>
           </w:p>
         </w:tc>
@@ -9770,21 +9899,18 @@
               <w:spacing w:before="20" w:after="20" w:line="240" w:lineRule="auto"/>
               <w:jc w:val="center"/>
             </w:pPr>
-            <w:r>
-              <w:t xml:space="preserve">0.5745</w:t>
-            </w:r>
-          </w:p>
-        </w:tc>
-        <w:tc>
-          <w:tcPr/>
-          <w:p>
-            <w:pPr>
-              <w:pStyle w:val="Compact"/>
-              <w:spacing w:before="20" w:after="20" w:line="240" w:lineRule="auto"/>
-              <w:jc w:val="center"/>
-            </w:pPr>
-            <w:r>
-              <w:t xml:space="preserve">0.5745</w:t>
+          </w:p>
+        </w:tc>
+        <w:tc>
+          <w:tcPr/>
+          <w:p>
+            <w:pPr>
+              <w:pStyle w:val="Compact"/>
+              <w:spacing w:before="20" w:after="20" w:line="240" w:lineRule="auto"/>
+              <w:jc w:val="center"/>
+            </w:pPr>
+            <w:r>
+              <w:t xml:space="preserve">0.2581</w:t>
             </w:r>
           </w:p>
         </w:tc>
@@ -9795,7 +9921,7 @@
         <w:pStyle w:val="TableNote"/>
       </w:pPr>
       <w:r>
-        <w:t xml:space="preserve">注：门槛变量为标准化处理后的人力资本水平；</w:t>
+        <w:t xml:space="preserve">注：门槛变量为标准化处理后的人力资本水平；单一门槛与双重门槛检验的自助抽样次数分别为300次与200次，</w:t>
       </w:r>
       <w:r>
         <w:rPr>
@@ -9805,7 +9931,7 @@
         <w:t xml:space="preserve">F</w:t>
       </w:r>
       <w:r>
-        <w:t xml:space="preserve">统计量的显著性由自助法反复抽样300次求得的渐近</w:t>
+        <w:t xml:space="preserve">统计量的显著性由自助法求得的渐近</w:t>
       </w:r>
       <w:r>
         <w:rPr>
@@ -9815,7 +9941,24 @@
         <w:t xml:space="preserve">P</w:t>
       </w:r>
       <w:r>
-        <w:t xml:space="preserve">值判定。</w:t>
+        <w:t xml:space="preserve">值判定；列（1）的两个分段均以</w:t>
+      </w:r>
+      <m:oMath>
+        <m:sSub>
+          <m:e>
+            <m:r>
+              <m:t>γ</m:t>
+            </m:r>
+          </m:e>
+          <m:sub>
+            <m:r>
+              <m:t>1</m:t>
+            </m:r>
+          </m:sub>
+        </m:sSub>
+      </m:oMath>
+      <w:r>
+        <w:t xml:space="preserve">划分。</w:t>
       </w:r>
     </w:p>
     <w:p>
@@ -9827,18 +9970,18 @@
           <wp:inline>
             <wp:extent cx="5334000" cy="1997205"/>
             <wp:effectExtent b="0" l="0" r="0" t="0"/>
-            <wp:docPr descr="图2 门槛效应检验结果" title="" id="37" name="Picture"/>
+            <wp:docPr descr="图2 门槛效应检验结果" title="" id="41" name="Picture"/>
             <a:graphic>
               <a:graphicData uri="http://schemas.openxmlformats.org/drawingml/2006/picture">
                 <pic:pic>
                   <pic:nvPicPr>
-                    <pic:cNvPr descr="p1_fig2.png" id="38" name="Picture"/>
+                    <pic:cNvPr descr="p1_fig2.png" id="42" name="Picture"/>
                     <pic:cNvPicPr>
                       <a:picLocks noChangeArrowheads="1" noChangeAspect="1"/>
                     </pic:cNvPicPr>
                   </pic:nvPicPr>
                   <pic:blipFill>
-                    <a:blip r:embed="rId36"/>
+                    <a:blip r:embed="rId40"/>
                     <a:stretch>
                       <a:fillRect/>
                     </a:stretch>
@@ -9873,8 +10016,8 @@
         <w:t xml:space="preserve">图2 门槛效应检验结果</w:t>
       </w:r>
     </w:p>
-    <w:bookmarkEnd w:id="39"/>
-    <w:bookmarkStart w:id="40" w:name="异质性分析"/>
+    <w:bookmarkEnd w:id="43"/>
+    <w:bookmarkStart w:id="44" w:name="异质性分析"/>
     <w:p>
       <w:pPr>
         <w:pStyle w:val="Heading2"/>
@@ -9974,7 +10117,11 @@
               <w:jc w:val="center"/>
             </w:pPr>
             <w:r>
-              <w:t xml:space="preserve">样本量</w:t>
+              <w:rPr>
+                <w:iCs/>
+                <w:i/>
+              </w:rPr>
+              <w:t xml:space="preserve">N</w:t>
             </w:r>
           </w:p>
         </w:tc>
@@ -10065,7 +10212,7 @@
               <w:jc w:val="center"/>
             </w:pPr>
             <w:r>
-              <w:t xml:space="preserve">0.4966</w:t>
+              <w:t xml:space="preserve">0.1550</w:t>
             </w:r>
           </w:p>
         </w:tc>
@@ -10132,7 +10279,7 @@
               <w:jc w:val="center"/>
             </w:pPr>
             <w:r>
-              <w:t xml:space="preserve">0.5147</w:t>
+              <w:t xml:space="preserve">0.1349</w:t>
             </w:r>
           </w:p>
         </w:tc>
@@ -10199,7 +10346,7 @@
               <w:jc w:val="center"/>
             </w:pPr>
             <w:r>
-              <w:t xml:space="preserve">0.4938</w:t>
+              <w:t xml:space="preserve">0.1006</w:t>
             </w:r>
           </w:p>
         </w:tc>
@@ -10266,7 +10413,7 @@
               <w:jc w:val="center"/>
             </w:pPr>
             <w:r>
-              <w:t xml:space="preserve">0.5205</w:t>
+              <w:t xml:space="preserve">0.1445</w:t>
             </w:r>
           </w:p>
         </w:tc>
@@ -10333,7 +10480,7 @@
               <w:jc w:val="center"/>
             </w:pPr>
             <w:r>
-              <w:t xml:space="preserve">0.4761</w:t>
+              <w:t xml:space="preserve">0.1158</w:t>
             </w:r>
           </w:p>
         </w:tc>
@@ -10400,7 +10547,7 @@
               <w:jc w:val="center"/>
             </w:pPr>
             <w:r>
-              <w:t xml:space="preserve">0.5304</w:t>
+              <w:t xml:space="preserve">0.1341</w:t>
             </w:r>
           </w:p>
         </w:tc>
@@ -10467,7 +10614,7 @@
               <w:jc w:val="center"/>
             </w:pPr>
             <w:r>
-              <w:t xml:space="preserve">0.4924</w:t>
+              <w:t xml:space="preserve">0.1305</w:t>
             </w:r>
           </w:p>
         </w:tc>
@@ -10478,18 +10625,27 @@
         <w:pStyle w:val="TableNote"/>
       </w:pPr>
       <w:r>
-        <w:t xml:space="preserve">注：城市规模以常住人口规模的中位数划分；中心城市指直辖市与省会城市。</w:t>
+        <w:t xml:space="preserve">注：城市规模以常住人口规模的中位数划分；中心城市指直辖市、省会城市与计划单列市；非中心城市组与表5中剔除中心城市样本的稳健性检验为同一回归，此处并列列出以便与中心城市组对照。</w:t>
       </w:r>
     </w:p>
-    <w:bookmarkEnd w:id="40"/>
-    <w:bookmarkEnd w:id="41"/>
-    <w:bookmarkStart w:id="42" w:name="结论与建议"/>
+    <w:bookmarkEnd w:id="44"/>
+    <w:bookmarkEnd w:id="45"/>
+    <w:bookmarkStart w:id="48" w:name="结论与建议"/>
     <w:p>
       <w:pPr>
         <w:pStyle w:val="Heading1"/>
       </w:pPr>
       <w:r>
         <w:t xml:space="preserve">4 结论与建议</w:t>
+      </w:r>
+    </w:p>
+    <w:bookmarkStart w:id="46" w:name="结论"/>
+    <w:p>
+      <w:pPr>
+        <w:pStyle w:val="Heading2"/>
+      </w:pPr>
+      <w:r>
+        <w:t xml:space="preserve">4.1 结论</w:t>
       </w:r>
     </w:p>
     <w:p>
@@ -10497,19 +10653,30 @@
         <w:pStyle w:val="FirstParagraph"/>
       </w:pPr>
       <w:r>
-        <w:t xml:space="preserve">本文基于2012—2023年中国278个地级及以上城市的面板数据，实证检验了数字经济发展对青年高质量就业的影响效应及作用机制，主要结论如下：第一，数字经济发展能够显著提升青年高质量就业水平，该结论在经过缩尾处理、剔除特殊样本、调整样本区间、替换变量测度方式等一系列稳健性检验以及工具变量法的内生性检验后依然成立。第二，机制检验结果表明，数字经济可通过激发创业活跃度、推动产业结构升级、促进人力资本积累三条渠道间接赋能青年高质量就业，三条渠道的中介效应占比分别为11.55%、9.89%与14.70%。第三，数字经济的赋能作用存在基于人力资本水平的双重门槛效应，在跨越第一门槛之前赋能效应并不显著，跨越后由0.1686升至0.3209，呈阶梯式增强特征。第四，异质性分析结果表明，数字经济的赋能作用在中西部地区、大规模城市以及非中心城市中更为突出。</w:t>
+        <w:t xml:space="preserve">本文基于2012—2023年中国278个地级及以上城市的面板数据，实证检验了数字经济发展对青年高质量就业的影响效应及作用机制，主要结论如下：第一，数字经济发展能够显著提升青年高质量就业水平，该结论在经过缩尾处理、剔除特殊样本、调整样本区间、替换变量测度方式等一系列稳健性检验以及工具变量法的内生性检验后依然成立。第二，作用机制检验结果表明，数字经济可通过激发创业活跃度、推动产业结构升级、促进人力资本积累三条渠道间接赋能青年高质量就业，其中人力资本积累渠道的中介作用最强。第三，数字经济的赋能作用存在基于人力资本水平的双重门槛效应，在跨越第一门槛之前赋能效应并不显著，跨越门槛后赋能系数显著提高并呈阶梯式增强特征。第四，异质性分析结果表明，数字经济的赋能作用在中西部地区、大规模城市以及非中心城市中更为突出。</w:t>
+      </w:r>
+    </w:p>
+    <w:bookmarkEnd w:id="46"/>
+    <w:bookmarkStart w:id="47" w:name="建议"/>
+    <w:p>
+      <w:pPr>
+        <w:pStyle w:val="Heading2"/>
+      </w:pPr>
+      <w:r>
+        <w:t xml:space="preserve">4.2 建议</w:t>
       </w:r>
     </w:p>
     <w:p>
       <w:pPr>
-        <w:pStyle w:val="BodyText"/>
+        <w:pStyle w:val="FirstParagraph"/>
       </w:pPr>
       <w:r>
         <w:t xml:space="preserve">基于上述结论，本文提出如下建议：第一，加快数字经济与就业服务体系的深度融合。应持续推进数字基础设施向中西部地区与中小城市延伸，支持数字招聘平台建设与公共就业服务数字化转型，扩大数字经济对青年岗位的创造能力与匹配效率，切实降低青年求职的信息搜寻成本与匹配摩擦。第二，畅通三条赋能渠道。一是完善青年创业扶持政策体系，通过创业担保贷款、税费减免、创业孵化基地等举措降低数字创业门槛；二是引导数字技术与实体经济深度融合，加快生产性服务业与信息服务业发展，创造更多适配青年的高质量岗位；三是将数字技能培训纳入公共职业培训体系，扩大在线职业教育资源供给。第三，重视人力资本门槛的约束作用。对于尚未跨越第一门槛的城市，应把提升本地人力资本存量作为承接数字经济就业红利的先决条件，通过加大高等教育与职业教育投入、优化人才引进政策、加强校企协同育人等方式加快人力资本积累，避免因技能与岗位错配而使数字经济红利外溢。第四，实施差异化的区域就业政策。中西部地区与非中心城市应抓住数字经济后发优势，重点补齐数字基础设施与人才培养短板；东部地区与中心城市则应着力推动数字经济由规模扩张向质量提升转变，通过发展高附加值数字产业为青年创造更具成长性的职业发展空间。</w:t>
       </w:r>
     </w:p>
-    <w:bookmarkEnd w:id="42"/>
-    <w:bookmarkStart w:id="43" w:name="参考文献"/>
+    <w:bookmarkEnd w:id="47"/>
+    <w:bookmarkEnd w:id="48"/>
+    <w:bookmarkStart w:id="49" w:name="参考文献"/>
     <w:p>
       <w:pPr>
         <w:pStyle w:val="Heading1"/>
@@ -10654,7 +10821,7 @@
         <w:t xml:space="preserve">[17]郭峰,王靖一,王芳,等.测度中国数字普惠金融发展:指数编制与空间特征[J].经济学(季刊),2020,19(4).</w:t>
       </w:r>
     </w:p>
-    <w:bookmarkEnd w:id="43"/>
+    <w:bookmarkEnd w:id="49"/>
     <w:sectPr>
       <w:pgSz w:w="11906" w:h="16838"/>
       <w:pgMar w:top="1440" w:bottom="1440" w:left="1474" w:right="1474"/>
